--- a/Util/plantilla_certificado.docx
+++ b/Util/plantilla_certificado.docx
@@ -1,6 +1,6 @@
 
 <file path=word/document.xml><?xml version="1.0" encoding="utf-8"?>
-<w:document xmlns:wpc="http://schemas.microsoft.com/office/word/2010/wordprocessingCanvas" xmlns:cx="http://schemas.microsoft.com/office/drawing/2014/chartex" xmlns:cx1="http://schemas.microsoft.com/office/drawing/2015/9/8/chartex" xmlns:cx2="http://schemas.microsoft.com/office/drawing/2015/10/21/chartex" xmlns:cx3="http://schemas.microsoft.com/office/drawing/2016/5/9/chartex" xmlns:cx4="http://schemas.microsoft.com/office/drawing/2016/5/10/chartex" xmlns:cx5="http://schemas.microsoft.com/office/drawing/2016/5/11/chartex" xmlns:cx6="http://schemas.microsoft.com/office/drawing/2016/5/12/chartex" xmlns:cx7="http://schemas.microsoft.com/office/drawing/2016/5/13/chartex" xmlns:cx8="http://schemas.microsoft.com/office/drawing/2016/5/14/chartex" xmlns:mc="http://schemas.openxmlformats.org/markup-compatibility/2006" xmlns:aink="http://schemas.microsoft.com/office/drawing/2016/ink" xmlns:am3d="http://schemas.microsoft.com/office/drawing/2017/model3d" xmlns:o="urn:schemas-microsoft-com:office:office" xmlns:oel="http://schemas.microsoft.com/office/2019/extlst" xmlns:r="http://schemas.openxmlformats.org/officeDocument/2006/relationships" xmlns:m="http://schemas.openxmlformats.org/officeDocument/2006/math" xmlns:v="urn:schemas-microsoft-com:vml" xmlns:wp14="http://schemas.microsoft.com/office/word/2010/wordprocessingDrawing" xmlns:wp="http://schemas.openxmlformats.org/drawingml/2006/wordprocessingDrawing" xmlns:w10="urn:schemas-microsoft-com:office:word" xmlns:w="http://schemas.openxmlformats.org/wordprocessingml/2006/main" xmlns:w14="http://schemas.microsoft.com/office/word/2010/wordml" xmlns:w15="http://schemas.microsoft.com/office/word/2012/wordml" xmlns:w16cex="http://schemas.microsoft.com/office/word/2018/wordml/cex" xmlns:w16cid="http://schemas.microsoft.com/office/word/2016/wordml/cid" xmlns:w16="http://schemas.microsoft.com/office/word/2018/wordml" xmlns:w16du="http://schemas.microsoft.com/office/word/2023/wordml/word16du" xmlns:w16sdtdh="http://schemas.microsoft.com/office/word/2020/wordml/sdtdatahash" xmlns:w16se="http://schemas.microsoft.com/office/word/2015/wordml/symex" xmlns:wpg="http://schemas.microsoft.com/office/word/2010/wordprocessingGroup" xmlns:wpi="http://schemas.microsoft.com/office/word/2010/wordprocessingInk" xmlns:wne="http://schemas.microsoft.com/office/word/2006/wordml" xmlns:wps="http://schemas.microsoft.com/office/word/2010/wordprocessingShape" mc:Ignorable="w14 w15 w16se w16cid w16 w16cex w16sdtdh w16du wp14">
+<w:document xmlns:wpc="http://schemas.microsoft.com/office/word/2010/wordprocessingCanvas" xmlns:cx="http://schemas.microsoft.com/office/drawing/2014/chartex" xmlns:cx1="http://schemas.microsoft.com/office/drawing/2015/9/8/chartex" xmlns:cx2="http://schemas.microsoft.com/office/drawing/2015/10/21/chartex" xmlns:cx3="http://schemas.microsoft.com/office/drawing/2016/5/9/chartex" xmlns:cx4="http://schemas.microsoft.com/office/drawing/2016/5/10/chartex" xmlns:cx5="http://schemas.microsoft.com/office/drawing/2016/5/11/chartex" xmlns:cx6="http://schemas.microsoft.com/office/drawing/2016/5/12/chartex" xmlns:cx7="http://schemas.microsoft.com/office/drawing/2016/5/13/chartex" xmlns:cx8="http://schemas.microsoft.com/office/drawing/2016/5/14/chartex" xmlns:mc="http://schemas.openxmlformats.org/markup-compatibility/2006" xmlns:aink="http://schemas.microsoft.com/office/drawing/2016/ink" xmlns:am3d="http://schemas.microsoft.com/office/drawing/2017/model3d" xmlns:o="urn:schemas-microsoft-com:office:office" xmlns:oel="http://schemas.microsoft.com/office/2019/extlst" xmlns:r="http://schemas.openxmlformats.org/officeDocument/2006/relationships" xmlns:m="http://schemas.openxmlformats.org/officeDocument/2006/math" xmlns:v="urn:schemas-microsoft-com:vml" xmlns:wp14="http://schemas.microsoft.com/office/word/2010/wordprocessingDrawing" xmlns:wp="http://schemas.openxmlformats.org/drawingml/2006/wordprocessingDrawing" xmlns:w10="urn:schemas-microsoft-com:office:word" xmlns:w="http://schemas.openxmlformats.org/wordprocessingml/2006/main" xmlns:w14="http://schemas.microsoft.com/office/word/2010/wordml" xmlns:w15="http://schemas.microsoft.com/office/word/2012/wordml" xmlns:w16cex="http://schemas.microsoft.com/office/word/2018/wordml/cex" xmlns:w16cid="http://schemas.microsoft.com/office/word/2016/wordml/cid" xmlns:w16="http://schemas.microsoft.com/office/word/2018/wordml" xmlns:w16du="http://schemas.microsoft.com/office/word/2023/wordml/word16du" xmlns:w16sdtdh="http://schemas.microsoft.com/office/word/2020/wordml/sdtdatahash" xmlns:w16sdtfl="http://schemas.microsoft.com/office/word/2024/wordml/sdtformatlock" xmlns:w16se="http://schemas.microsoft.com/office/word/2015/wordml/symex" xmlns:wpg="http://schemas.microsoft.com/office/word/2010/wordprocessingGroup" xmlns:wpi="http://schemas.microsoft.com/office/word/2010/wordprocessingInk" xmlns:wne="http://schemas.microsoft.com/office/word/2006/wordml" xmlns:wps="http://schemas.microsoft.com/office/word/2010/wordprocessingShape" mc:Ignorable="w14 w15 w16se w16cid w16 w16cex w16sdtdh w16sdtfl w16du wp14">
   <w:body>
     <w:p>
       <w:pPr>
@@ -1108,11 +1108,12 @@
           <w:rFonts w:ascii="Arial" w:hAnsi="Arial" w:cs="Arial"/>
           <w:sz w:val="24"/>
           <w:szCs w:val="24"/>
+          <w:lang w:val="en-US"/>
         </w:rPr>
         <w:sectPr>
           <w:headerReference w:type="default" r:id="rId8"/>
           <w:pgSz w:w="12240" w:h="15840"/>
-          <w:pgMar w:top="1417" w:right="1701" w:bottom="1417" w:left="1701" w:header="708" w:footer="708" w:gutter="0"/>
+          <w:pgMar w:top="1417" w:right="1701" w:bottom="2127" w:left="1701" w:header="708" w:footer="708" w:gutter="0"/>
           <w:cols w:space="708"/>
           <w:docGrid w:linePitch="360"/>
         </w:sectPr>
@@ -1208,6 +1209,32 @@
           <w:lang w:val="en-US"/>
         </w:rPr>
         <w:tab/>
+      </w:r>
+      <w:r>
+        <w:rPr>
+          <w:rFonts w:ascii="Arial" w:hAnsi="Arial" w:cs="Arial"/>
+          <w:sz w:val="24"/>
+          <w:szCs w:val="24"/>
+          <w:lang w:val="en-US"/>
+        </w:rPr>
+        <w:t xml:space="preserve">  </w:t>
+      </w:r>
+      <w:r>
+        <w:rPr>
+          <w:rFonts w:ascii="Arial" w:hAnsi="Arial" w:cs="Arial"/>
+          <w:sz w:val="24"/>
+          <w:szCs w:val="24"/>
+          <w:lang w:val="en-US"/>
+        </w:rPr>
+        <w:t xml:space="preserve"> </w:t>
+      </w:r>
+      <w:r>
+        <w:rPr>
+          <w:rFonts w:ascii="Arial" w:hAnsi="Arial" w:cs="Arial"/>
+          <w:sz w:val="24"/>
+          <w:szCs w:val="24"/>
+          <w:lang w:val="en-US"/>
+        </w:rPr>
         <w:t>name</w:t>
       </w:r>
       <w:r>
@@ -1292,6 +1319,23 @@
           <w:lang w:val="en-US"/>
         </w:rPr>
         <w:tab/>
+      </w:r>
+      <w:r>
+        <w:rPr>
+          <w:rFonts w:ascii="Arial" w:hAnsi="Arial" w:cs="Arial"/>
+          <w:sz w:val="24"/>
+          <w:szCs w:val="24"/>
+          <w:lang w:val="en-US"/>
+        </w:rPr>
+        <w:t xml:space="preserve">   </w:t>
+      </w:r>
+      <w:r>
+        <w:rPr>
+          <w:rFonts w:ascii="Arial" w:hAnsi="Arial" w:cs="Arial"/>
+          <w:sz w:val="24"/>
+          <w:szCs w:val="24"/>
+          <w:lang w:val="en-US"/>
+        </w:rPr>
         <w:t>phone</w:t>
       </w:r>
       <w:r>
@@ -1327,7 +1371,7 @@
     <w:sectPr>
       <w:type w:val="continuous"/>
       <w:pgSz w:w="12240" w:h="15840"/>
-      <w:pgMar w:top="1417" w:right="1701" w:bottom="1417" w:left="1701" w:header="708" w:footer="708" w:gutter="0"/>
+      <w:pgMar w:top="1276" w:right="1701" w:bottom="1560" w:left="1701" w:header="708" w:footer="708" w:gutter="0"/>
       <w:cols w:num="2" w:space="708"/>
       <w:docGrid w:linePitch="360"/>
     </w:sectPr>
@@ -1336,7 +1380,7 @@
 </file>
 
 <file path=word/endnotes.xml><?xml version="1.0" encoding="utf-8"?>
-<w:endnotes xmlns:wpc="http://schemas.microsoft.com/office/word/2010/wordprocessingCanvas" xmlns:cx="http://schemas.microsoft.com/office/drawing/2014/chartex" xmlns:cx1="http://schemas.microsoft.com/office/drawing/2015/9/8/chartex" xmlns:cx2="http://schemas.microsoft.com/office/drawing/2015/10/21/chartex" xmlns:cx3="http://schemas.microsoft.com/office/drawing/2016/5/9/chartex" xmlns:cx4="http://schemas.microsoft.com/office/drawing/2016/5/10/chartex" xmlns:cx5="http://schemas.microsoft.com/office/drawing/2016/5/11/chartex" xmlns:cx6="http://schemas.microsoft.com/office/drawing/2016/5/12/chartex" xmlns:cx7="http://schemas.microsoft.com/office/drawing/2016/5/13/chartex" xmlns:cx8="http://schemas.microsoft.com/office/drawing/2016/5/14/chartex" xmlns:mc="http://schemas.openxmlformats.org/markup-compatibility/2006" xmlns:aink="http://schemas.microsoft.com/office/drawing/2016/ink" xmlns:am3d="http://schemas.microsoft.com/office/drawing/2017/model3d" xmlns:o="urn:schemas-microsoft-com:office:office" xmlns:oel="http://schemas.microsoft.com/office/2019/extlst" xmlns:r="http://schemas.openxmlformats.org/officeDocument/2006/relationships" xmlns:m="http://schemas.openxmlformats.org/officeDocument/2006/math" xmlns:v="urn:schemas-microsoft-com:vml" xmlns:wp14="http://schemas.microsoft.com/office/word/2010/wordprocessingDrawing" xmlns:wp="http://schemas.openxmlformats.org/drawingml/2006/wordprocessingDrawing" xmlns:w10="urn:schemas-microsoft-com:office:word" xmlns:w="http://schemas.openxmlformats.org/wordprocessingml/2006/main" xmlns:w14="http://schemas.microsoft.com/office/word/2010/wordml" xmlns:w15="http://schemas.microsoft.com/office/word/2012/wordml" xmlns:w16cex="http://schemas.microsoft.com/office/word/2018/wordml/cex" xmlns:w16cid="http://schemas.microsoft.com/office/word/2016/wordml/cid" xmlns:w16="http://schemas.microsoft.com/office/word/2018/wordml" xmlns:w16du="http://schemas.microsoft.com/office/word/2023/wordml/word16du" xmlns:w16sdtdh="http://schemas.microsoft.com/office/word/2020/wordml/sdtdatahash" xmlns:w16se="http://schemas.microsoft.com/office/word/2015/wordml/symex" xmlns:wpg="http://schemas.microsoft.com/office/word/2010/wordprocessingGroup" xmlns:wpi="http://schemas.microsoft.com/office/word/2010/wordprocessingInk" xmlns:wne="http://schemas.microsoft.com/office/word/2006/wordml" xmlns:wps="http://schemas.microsoft.com/office/word/2010/wordprocessingShape" mc:Ignorable="w14 w15 w16se w16cid w16 w16cex w16sdtdh w16du wp14">
+<w:endnotes xmlns:wpc="http://schemas.microsoft.com/office/word/2010/wordprocessingCanvas" xmlns:cx="http://schemas.microsoft.com/office/drawing/2014/chartex" xmlns:cx1="http://schemas.microsoft.com/office/drawing/2015/9/8/chartex" xmlns:cx2="http://schemas.microsoft.com/office/drawing/2015/10/21/chartex" xmlns:cx3="http://schemas.microsoft.com/office/drawing/2016/5/9/chartex" xmlns:cx4="http://schemas.microsoft.com/office/drawing/2016/5/10/chartex" xmlns:cx5="http://schemas.microsoft.com/office/drawing/2016/5/11/chartex" xmlns:cx6="http://schemas.microsoft.com/office/drawing/2016/5/12/chartex" xmlns:cx7="http://schemas.microsoft.com/office/drawing/2016/5/13/chartex" xmlns:cx8="http://schemas.microsoft.com/office/drawing/2016/5/14/chartex" xmlns:mc="http://schemas.openxmlformats.org/markup-compatibility/2006" xmlns:aink="http://schemas.microsoft.com/office/drawing/2016/ink" xmlns:am3d="http://schemas.microsoft.com/office/drawing/2017/model3d" xmlns:o="urn:schemas-microsoft-com:office:office" xmlns:oel="http://schemas.microsoft.com/office/2019/extlst" xmlns:r="http://schemas.openxmlformats.org/officeDocument/2006/relationships" xmlns:m="http://schemas.openxmlformats.org/officeDocument/2006/math" xmlns:v="urn:schemas-microsoft-com:vml" xmlns:wp14="http://schemas.microsoft.com/office/word/2010/wordprocessingDrawing" xmlns:wp="http://schemas.openxmlformats.org/drawingml/2006/wordprocessingDrawing" xmlns:w10="urn:schemas-microsoft-com:office:word" xmlns:w="http://schemas.openxmlformats.org/wordprocessingml/2006/main" xmlns:w14="http://schemas.microsoft.com/office/word/2010/wordml" xmlns:w15="http://schemas.microsoft.com/office/word/2012/wordml" xmlns:w16cex="http://schemas.microsoft.com/office/word/2018/wordml/cex" xmlns:w16cid="http://schemas.microsoft.com/office/word/2016/wordml/cid" xmlns:w16="http://schemas.microsoft.com/office/word/2018/wordml" xmlns:w16du="http://schemas.microsoft.com/office/word/2023/wordml/word16du" xmlns:w16sdtdh="http://schemas.microsoft.com/office/word/2020/wordml/sdtdatahash" xmlns:w16sdtfl="http://schemas.microsoft.com/office/word/2024/wordml/sdtformatlock" xmlns:w16se="http://schemas.microsoft.com/office/word/2015/wordml/symex" xmlns:wpg="http://schemas.microsoft.com/office/word/2010/wordprocessingGroup" xmlns:wpi="http://schemas.microsoft.com/office/word/2010/wordprocessingInk" xmlns:wne="http://schemas.microsoft.com/office/word/2006/wordml" xmlns:wps="http://schemas.microsoft.com/office/word/2010/wordprocessingShape" mc:Ignorable="w14 w15 w16se w16cid w16 w16cex w16sdtdh w16sdtfl w16du wp14">
   <w:endnote w:type="separator" w:id="-1">
     <w:p>
       <w:pPr>
@@ -1361,7 +1405,7 @@
 </file>
 
 <file path=word/footnotes.xml><?xml version="1.0" encoding="utf-8"?>
-<w:footnotes xmlns:wpc="http://schemas.microsoft.com/office/word/2010/wordprocessingCanvas" xmlns:cx="http://schemas.microsoft.com/office/drawing/2014/chartex" xmlns:cx1="http://schemas.microsoft.com/office/drawing/2015/9/8/chartex" xmlns:cx2="http://schemas.microsoft.com/office/drawing/2015/10/21/chartex" xmlns:cx3="http://schemas.microsoft.com/office/drawing/2016/5/9/chartex" xmlns:cx4="http://schemas.microsoft.com/office/drawing/2016/5/10/chartex" xmlns:cx5="http://schemas.microsoft.com/office/drawing/2016/5/11/chartex" xmlns:cx6="http://schemas.microsoft.com/office/drawing/2016/5/12/chartex" xmlns:cx7="http://schemas.microsoft.com/office/drawing/2016/5/13/chartex" xmlns:cx8="http://schemas.microsoft.com/office/drawing/2016/5/14/chartex" xmlns:mc="http://schemas.openxmlformats.org/markup-compatibility/2006" xmlns:aink="http://schemas.microsoft.com/office/drawing/2016/ink" xmlns:am3d="http://schemas.microsoft.com/office/drawing/2017/model3d" xmlns:o="urn:schemas-microsoft-com:office:office" xmlns:oel="http://schemas.microsoft.com/office/2019/extlst" xmlns:r="http://schemas.openxmlformats.org/officeDocument/2006/relationships" xmlns:m="http://schemas.openxmlformats.org/officeDocument/2006/math" xmlns:v="urn:schemas-microsoft-com:vml" xmlns:wp14="http://schemas.microsoft.com/office/word/2010/wordprocessingDrawing" xmlns:wp="http://schemas.openxmlformats.org/drawingml/2006/wordprocessingDrawing" xmlns:w10="urn:schemas-microsoft-com:office:word" xmlns:w="http://schemas.openxmlformats.org/wordprocessingml/2006/main" xmlns:w14="http://schemas.microsoft.com/office/word/2010/wordml" xmlns:w15="http://schemas.microsoft.com/office/word/2012/wordml" xmlns:w16cex="http://schemas.microsoft.com/office/word/2018/wordml/cex" xmlns:w16cid="http://schemas.microsoft.com/office/word/2016/wordml/cid" xmlns:w16="http://schemas.microsoft.com/office/word/2018/wordml" xmlns:w16du="http://schemas.microsoft.com/office/word/2023/wordml/word16du" xmlns:w16sdtdh="http://schemas.microsoft.com/office/word/2020/wordml/sdtdatahash" xmlns:w16se="http://schemas.microsoft.com/office/word/2015/wordml/symex" xmlns:wpg="http://schemas.microsoft.com/office/word/2010/wordprocessingGroup" xmlns:wpi="http://schemas.microsoft.com/office/word/2010/wordprocessingInk" xmlns:wne="http://schemas.microsoft.com/office/word/2006/wordml" xmlns:wps="http://schemas.microsoft.com/office/word/2010/wordprocessingShape" mc:Ignorable="w14 w15 w16se w16cid w16 w16cex w16sdtdh w16du wp14">
+<w:footnotes xmlns:wpc="http://schemas.microsoft.com/office/word/2010/wordprocessingCanvas" xmlns:cx="http://schemas.microsoft.com/office/drawing/2014/chartex" xmlns:cx1="http://schemas.microsoft.com/office/drawing/2015/9/8/chartex" xmlns:cx2="http://schemas.microsoft.com/office/drawing/2015/10/21/chartex" xmlns:cx3="http://schemas.microsoft.com/office/drawing/2016/5/9/chartex" xmlns:cx4="http://schemas.microsoft.com/office/drawing/2016/5/10/chartex" xmlns:cx5="http://schemas.microsoft.com/office/drawing/2016/5/11/chartex" xmlns:cx6="http://schemas.microsoft.com/office/drawing/2016/5/12/chartex" xmlns:cx7="http://schemas.microsoft.com/office/drawing/2016/5/13/chartex" xmlns:cx8="http://schemas.microsoft.com/office/drawing/2016/5/14/chartex" xmlns:mc="http://schemas.openxmlformats.org/markup-compatibility/2006" xmlns:aink="http://schemas.microsoft.com/office/drawing/2016/ink" xmlns:am3d="http://schemas.microsoft.com/office/drawing/2017/model3d" xmlns:o="urn:schemas-microsoft-com:office:office" xmlns:oel="http://schemas.microsoft.com/office/2019/extlst" xmlns:r="http://schemas.openxmlformats.org/officeDocument/2006/relationships" xmlns:m="http://schemas.openxmlformats.org/officeDocument/2006/math" xmlns:v="urn:schemas-microsoft-com:vml" xmlns:wp14="http://schemas.microsoft.com/office/word/2010/wordprocessingDrawing" xmlns:wp="http://schemas.openxmlformats.org/drawingml/2006/wordprocessingDrawing" xmlns:w10="urn:schemas-microsoft-com:office:word" xmlns:w="http://schemas.openxmlformats.org/wordprocessingml/2006/main" xmlns:w14="http://schemas.microsoft.com/office/word/2010/wordml" xmlns:w15="http://schemas.microsoft.com/office/word/2012/wordml" xmlns:w16cex="http://schemas.microsoft.com/office/word/2018/wordml/cex" xmlns:w16cid="http://schemas.microsoft.com/office/word/2016/wordml/cid" xmlns:w16="http://schemas.microsoft.com/office/word/2018/wordml" xmlns:w16du="http://schemas.microsoft.com/office/word/2023/wordml/word16du" xmlns:w16sdtdh="http://schemas.microsoft.com/office/word/2020/wordml/sdtdatahash" xmlns:w16sdtfl="http://schemas.microsoft.com/office/word/2024/wordml/sdtformatlock" xmlns:w16se="http://schemas.microsoft.com/office/word/2015/wordml/symex" xmlns:wpg="http://schemas.microsoft.com/office/word/2010/wordprocessingGroup" xmlns:wpi="http://schemas.microsoft.com/office/word/2010/wordprocessingInk" xmlns:wne="http://schemas.microsoft.com/office/word/2006/wordml" xmlns:wps="http://schemas.microsoft.com/office/word/2010/wordprocessingShape" mc:Ignorable="w14 w15 w16se w16cid w16 w16cex w16sdtdh w16sdtfl w16du wp14">
   <w:footnote w:type="separator" w:id="-1">
     <w:p>
       <w:pPr>
@@ -1386,7 +1430,7 @@
 </file>
 
 <file path=word/header1.xml><?xml version="1.0" encoding="utf-8"?>
-<w:hdr xmlns:wpc="http://schemas.microsoft.com/office/word/2010/wordprocessingCanvas" xmlns:cx="http://schemas.microsoft.com/office/drawing/2014/chartex" xmlns:cx1="http://schemas.microsoft.com/office/drawing/2015/9/8/chartex" xmlns:cx2="http://schemas.microsoft.com/office/drawing/2015/10/21/chartex" xmlns:cx3="http://schemas.microsoft.com/office/drawing/2016/5/9/chartex" xmlns:cx4="http://schemas.microsoft.com/office/drawing/2016/5/10/chartex" xmlns:cx5="http://schemas.microsoft.com/office/drawing/2016/5/11/chartex" xmlns:cx6="http://schemas.microsoft.com/office/drawing/2016/5/12/chartex" xmlns:cx7="http://schemas.microsoft.com/office/drawing/2016/5/13/chartex" xmlns:cx8="http://schemas.microsoft.com/office/drawing/2016/5/14/chartex" xmlns:mc="http://schemas.openxmlformats.org/markup-compatibility/2006" xmlns:aink="http://schemas.microsoft.com/office/drawing/2016/ink" xmlns:am3d="http://schemas.microsoft.com/office/drawing/2017/model3d" xmlns:o="urn:schemas-microsoft-com:office:office" xmlns:oel="http://schemas.microsoft.com/office/2019/extlst" xmlns:r="http://schemas.openxmlformats.org/officeDocument/2006/relationships" xmlns:m="http://schemas.openxmlformats.org/officeDocument/2006/math" xmlns:v="urn:schemas-microsoft-com:vml" xmlns:wp14="http://schemas.microsoft.com/office/word/2010/wordprocessingDrawing" xmlns:wp="http://schemas.openxmlformats.org/drawingml/2006/wordprocessingDrawing" xmlns:w10="urn:schemas-microsoft-com:office:word" xmlns:w="http://schemas.openxmlformats.org/wordprocessingml/2006/main" xmlns:w14="http://schemas.microsoft.com/office/word/2010/wordml" xmlns:w15="http://schemas.microsoft.com/office/word/2012/wordml" xmlns:w16cex="http://schemas.microsoft.com/office/word/2018/wordml/cex" xmlns:w16cid="http://schemas.microsoft.com/office/word/2016/wordml/cid" xmlns:w16="http://schemas.microsoft.com/office/word/2018/wordml" xmlns:w16du="http://schemas.microsoft.com/office/word/2023/wordml/word16du" xmlns:w16sdtdh="http://schemas.microsoft.com/office/word/2020/wordml/sdtdatahash" xmlns:w16se="http://schemas.microsoft.com/office/word/2015/wordml/symex" xmlns:wpg="http://schemas.microsoft.com/office/word/2010/wordprocessingGroup" xmlns:wpi="http://schemas.microsoft.com/office/word/2010/wordprocessingInk" xmlns:wne="http://schemas.microsoft.com/office/word/2006/wordml" xmlns:wps="http://schemas.microsoft.com/office/word/2010/wordprocessingShape" mc:Ignorable="w14 w15 w16se w16cid w16 w16cex w16sdtdh w16du wp14">
+<w:hdr xmlns:wpc="http://schemas.microsoft.com/office/word/2010/wordprocessingCanvas" xmlns:cx="http://schemas.microsoft.com/office/drawing/2014/chartex" xmlns:cx1="http://schemas.microsoft.com/office/drawing/2015/9/8/chartex" xmlns:cx2="http://schemas.microsoft.com/office/drawing/2015/10/21/chartex" xmlns:cx3="http://schemas.microsoft.com/office/drawing/2016/5/9/chartex" xmlns:cx4="http://schemas.microsoft.com/office/drawing/2016/5/10/chartex" xmlns:cx5="http://schemas.microsoft.com/office/drawing/2016/5/11/chartex" xmlns:cx6="http://schemas.microsoft.com/office/drawing/2016/5/12/chartex" xmlns:cx7="http://schemas.microsoft.com/office/drawing/2016/5/13/chartex" xmlns:cx8="http://schemas.microsoft.com/office/drawing/2016/5/14/chartex" xmlns:mc="http://schemas.openxmlformats.org/markup-compatibility/2006" xmlns:aink="http://schemas.microsoft.com/office/drawing/2016/ink" xmlns:am3d="http://schemas.microsoft.com/office/drawing/2017/model3d" xmlns:o="urn:schemas-microsoft-com:office:office" xmlns:oel="http://schemas.microsoft.com/office/2019/extlst" xmlns:r="http://schemas.openxmlformats.org/officeDocument/2006/relationships" xmlns:m="http://schemas.openxmlformats.org/officeDocument/2006/math" xmlns:v="urn:schemas-microsoft-com:vml" xmlns:wp14="http://schemas.microsoft.com/office/word/2010/wordprocessingDrawing" xmlns:wp="http://schemas.openxmlformats.org/drawingml/2006/wordprocessingDrawing" xmlns:w10="urn:schemas-microsoft-com:office:word" xmlns:w="http://schemas.openxmlformats.org/wordprocessingml/2006/main" xmlns:w14="http://schemas.microsoft.com/office/word/2010/wordml" xmlns:w15="http://schemas.microsoft.com/office/word/2012/wordml" xmlns:w16cex="http://schemas.microsoft.com/office/word/2018/wordml/cex" xmlns:w16cid="http://schemas.microsoft.com/office/word/2016/wordml/cid" xmlns:w16="http://schemas.microsoft.com/office/word/2018/wordml" xmlns:w16du="http://schemas.microsoft.com/office/word/2023/wordml/word16du" xmlns:w16sdtdh="http://schemas.microsoft.com/office/word/2020/wordml/sdtdatahash" xmlns:w16sdtfl="http://schemas.microsoft.com/office/word/2024/wordml/sdtformatlock" xmlns:w16se="http://schemas.microsoft.com/office/word/2015/wordml/symex" xmlns:wpg="http://schemas.microsoft.com/office/word/2010/wordprocessingGroup" xmlns:wpi="http://schemas.microsoft.com/office/word/2010/wordprocessingInk" xmlns:wne="http://schemas.microsoft.com/office/word/2006/wordml" xmlns:wps="http://schemas.microsoft.com/office/word/2010/wordprocessingShape" mc:Ignorable="w14 w15 w16se w16cid w16 w16cex w16sdtdh w16sdtfl w16du wp14">
   <w:p>
     <w:pPr>
       <w:pStyle w:val="Encabezado"/>
@@ -1408,7 +1452,7 @@
           <wp:extent cx="7762672" cy="10045449"/>
           <wp:effectExtent l="0" t="0" r="0" b="0"/>
           <wp:wrapNone/>
-          <wp:docPr id="2049" name="shape2049"/>
+          <wp:docPr id="691210224" name="shape2049"/>
           <wp:cNvGraphicFramePr/>
           <a:graphic xmlns:a="http://schemas.openxmlformats.org/drawingml/2006/main">
             <a:graphicData uri="http://schemas.openxmlformats.org/drawingml/2006/picture">
@@ -1450,7 +1494,7 @@
 </file>
 
 <file path=word/styles.xml><?xml version="1.0" encoding="utf-8"?>
-<w:styles xmlns:mc="http://schemas.openxmlformats.org/markup-compatibility/2006" xmlns:r="http://schemas.openxmlformats.org/officeDocument/2006/relationships" xmlns:w="http://schemas.openxmlformats.org/wordprocessingml/2006/main" xmlns:w14="http://schemas.microsoft.com/office/word/2010/wordml" xmlns:w15="http://schemas.microsoft.com/office/word/2012/wordml" xmlns:w16cex="http://schemas.microsoft.com/office/word/2018/wordml/cex" xmlns:w16cid="http://schemas.microsoft.com/office/word/2016/wordml/cid" xmlns:w16="http://schemas.microsoft.com/office/word/2018/wordml" xmlns:w16du="http://schemas.microsoft.com/office/word/2023/wordml/word16du" xmlns:w16sdtdh="http://schemas.microsoft.com/office/word/2020/wordml/sdtdatahash" xmlns:w16se="http://schemas.microsoft.com/office/word/2015/wordml/symex" mc:Ignorable="w14 w15 w16se w16cid w16 w16cex w16sdtdh w16du">
+<w:styles xmlns:mc="http://schemas.openxmlformats.org/markup-compatibility/2006" xmlns:r="http://schemas.openxmlformats.org/officeDocument/2006/relationships" xmlns:w="http://schemas.openxmlformats.org/wordprocessingml/2006/main" xmlns:w14="http://schemas.microsoft.com/office/word/2010/wordml" xmlns:w15="http://schemas.microsoft.com/office/word/2012/wordml" xmlns:w16cex="http://schemas.microsoft.com/office/word/2018/wordml/cex" xmlns:w16cid="http://schemas.microsoft.com/office/word/2016/wordml/cid" xmlns:w16="http://schemas.microsoft.com/office/word/2018/wordml" xmlns:w16du="http://schemas.microsoft.com/office/word/2023/wordml/word16du" xmlns:w16sdtdh="http://schemas.microsoft.com/office/word/2020/wordml/sdtdatahash" xmlns:w16sdtfl="http://schemas.microsoft.com/office/word/2024/wordml/sdtformatlock" xmlns:w16se="http://schemas.microsoft.com/office/word/2015/wordml/symex" mc:Ignorable="w14 w15 w16se w16cid w16 w16cex w16sdtdh w16sdtfl w16du">
   <w:docDefaults>
     <w:rPrDefault>
       <w:rPr>

--- a/Util/plantilla_certificado.docx
+++ b/Util/plantilla_certificado.docx
@@ -10,7 +10,6 @@
           <w:b/>
           <w:sz w:val="28"/>
           <w:szCs w:val="28"/>
-          <w:u w:val="single"/>
         </w:rPr>
       </w:pPr>
       <w:r>
@@ -125,9 +124,6 @@
               <w:tabs>
                 <w:tab w:val="center" w:pos="2001"/>
               </w:tabs>
-              <w:rPr>
-                <w:rFonts w:ascii="Arial" w:hAnsi="Arial" w:cs="Arial"/>
-              </w:rPr>
             </w:pPr>
             <w:proofErr w:type="spellStart"/>
             <w:r>
@@ -151,13 +147,7 @@
               <w:rPr>
                 <w:rFonts w:ascii="Arial" w:hAnsi="Arial" w:cs="Arial"/>
               </w:rPr>
-              <w:t xml:space="preserve">     </w:t>
-            </w:r>
-            <w:r>
-              <w:rPr>
-                <w:rFonts w:ascii="Arial" w:hAnsi="Arial" w:cs="Arial"/>
-              </w:rPr>
-              <w:t xml:space="preserve"> </w:t>
+              <w:t xml:space="preserve">      </w:t>
             </w:r>
           </w:p>
         </w:tc>
@@ -191,33 +181,18 @@
               <w:t xml:space="preserve">  </w:t>
             </w:r>
             <w:r>
-              <w:rPr>
-                <w:rFonts w:ascii="Arial" w:hAnsi="Arial" w:cs="Arial"/>
-              </w:rPr>
               <w:t xml:space="preserve"> </w:t>
             </w:r>
             <w:r>
-              <w:rPr>
-                <w:rFonts w:ascii="Arial" w:hAnsi="Arial" w:cs="Arial"/>
-              </w:rPr>
               <w:t xml:space="preserve"> </w:t>
             </w:r>
             <w:r>
-              <w:rPr>
-                <w:rFonts w:ascii="Arial" w:hAnsi="Arial" w:cs="Arial"/>
-              </w:rPr>
               <w:t xml:space="preserve"> </w:t>
             </w:r>
             <w:r>
-              <w:rPr>
-                <w:rFonts w:ascii="Arial" w:hAnsi="Arial" w:cs="Arial"/>
-              </w:rPr>
               <w:t xml:space="preserve"> </w:t>
             </w:r>
             <w:r>
-              <w:rPr>
-                <w:rFonts w:ascii="Arial" w:hAnsi="Arial" w:cs="Arial"/>
-              </w:rPr>
               <w:t xml:space="preserve"> </w:t>
             </w:r>
           </w:p>
@@ -236,27 +211,11 @@
               </w:rPr>
             </w:pPr>
             <w:r>
-              <w:rPr>
-                <w:rFonts w:ascii="Arial" w:hAnsi="Arial" w:cs="Arial"/>
-              </w:rPr>
+              <w:t xml:space="preserve">  </w:t>
+            </w:r>
+            <w:r>
               <w:t xml:space="preserve"> </w:t>
             </w:r>
-            <w:r>
-              <w:rPr>
-                <w:rFonts w:ascii="Arial" w:hAnsi="Arial" w:cs="Arial"/>
-                <w:sz w:val="24"/>
-                <w:szCs w:val="24"/>
-              </w:rPr>
-              <w:t xml:space="preserve"> </w:t>
-            </w:r>
-            <w:r>
-              <w:rPr>
-                <w:rFonts w:ascii="Arial" w:hAnsi="Arial" w:cs="Arial"/>
-                <w:sz w:val="24"/>
-                <w:szCs w:val="24"/>
-              </w:rPr>
-              <w:t xml:space="preserve"> </w:t>
-            </w:r>
             <w:proofErr w:type="spellStart"/>
             <w:r>
               <w:rPr>
@@ -267,14 +226,6 @@
               <w:t>nit</w:t>
             </w:r>
             <w:proofErr w:type="spellEnd"/>
-            <w:r>
-              <w:rPr>
-                <w:rFonts w:ascii="Arial" w:hAnsi="Arial" w:cs="Arial"/>
-                <w:sz w:val="24"/>
-                <w:szCs w:val="24"/>
-              </w:rPr>
-              <w:t xml:space="preserve"> </w:t>
-            </w:r>
           </w:p>
         </w:tc>
       </w:tr>
@@ -361,18 +312,8 @@
                 <w:sz w:val="24"/>
                 <w:szCs w:val="24"/>
               </w:rPr>
-              <w:t xml:space="preserve">, </w:t>
-            </w:r>
-            <w:proofErr w:type="spellStart"/>
-            <w:r>
-              <w:rPr>
-                <w:rFonts w:ascii="Arial" w:hAnsi="Arial" w:cs="Arial"/>
-                <w:sz w:val="24"/>
-                <w:szCs w:val="24"/>
-              </w:rPr>
-              <w:t>locality</w:t>
-            </w:r>
-            <w:proofErr w:type="spellEnd"/>
+              <w:t xml:space="preserve">, locality                </w:t>
+            </w:r>
             <w:r>
               <w:rPr>
                 <w:rFonts w:ascii="Arial" w:hAnsi="Arial" w:cs="Arial"/>
@@ -434,29 +375,28 @@
               <w:t xml:space="preserve"> </w:t>
             </w:r>
             <w:r>
-              <w:rPr>
-                <w:rFonts w:ascii="Arial" w:hAnsi="Arial" w:cs="Arial"/>
-              </w:rPr>
               <w:t xml:space="preserve"> </w:t>
             </w:r>
             <w:r>
-              <w:rPr>
-                <w:rFonts w:ascii="Arial" w:hAnsi="Arial" w:cs="Arial"/>
-              </w:rPr>
               <w:t xml:space="preserve"> </w:t>
             </w:r>
             <w:r>
-              <w:rPr>
-                <w:rFonts w:ascii="Arial" w:hAnsi="Arial" w:cs="Arial"/>
-              </w:rPr>
               <w:t xml:space="preserve"> </w:t>
             </w:r>
             <w:r>
-              <w:rPr>
-                <w:rFonts w:ascii="Arial" w:hAnsi="Arial" w:cs="Arial"/>
-              </w:rPr>
               <w:t xml:space="preserve"> </w:t>
             </w:r>
+            <w:r>
+              <w:t xml:space="preserve"> </w:t>
+            </w:r>
+            <w:r>
+              <w:rPr>
+                <w:rFonts w:ascii="Arial" w:hAnsi="Arial" w:cs="Arial"/>
+                <w:sz w:val="24"/>
+                <w:szCs w:val="24"/>
+              </w:rPr>
+              <w:t xml:space="preserve"> </w:t>
+            </w:r>
             <w:proofErr w:type="spellStart"/>
             <w:r>
               <w:rPr>
@@ -467,14 +407,6 @@
               <w:t>phone</w:t>
             </w:r>
             <w:proofErr w:type="spellEnd"/>
-            <w:r>
-              <w:rPr>
-                <w:rFonts w:ascii="Arial" w:hAnsi="Arial" w:cs="Arial"/>
-                <w:sz w:val="24"/>
-                <w:szCs w:val="24"/>
-              </w:rPr>
-              <w:t xml:space="preserve"> </w:t>
-            </w:r>
           </w:p>
         </w:tc>
       </w:tr>
@@ -559,6 +491,14 @@
                 <w:sz w:val="24"/>
                 <w:szCs w:val="24"/>
               </w:rPr>
+              <w:t xml:space="preserve">   </w:t>
+            </w:r>
+            <w:r>
+              <w:rPr>
+                <w:rFonts w:ascii="Arial" w:hAnsi="Arial" w:cs="Arial"/>
+                <w:sz w:val="24"/>
+                <w:szCs w:val="24"/>
+              </w:rPr>
               <w:t xml:space="preserve"> </w:t>
             </w:r>
             <w:r>
@@ -567,15 +507,7 @@
                 <w:sz w:val="24"/>
                 <w:szCs w:val="24"/>
               </w:rPr>
-              <w:t>Restaurante</w:t>
-            </w:r>
-            <w:r>
-              <w:rPr>
-                <w:rFonts w:ascii="Arial" w:hAnsi="Arial" w:cs="Arial"/>
-                <w:sz w:val="24"/>
-                <w:szCs w:val="24"/>
-              </w:rPr>
-              <w:t xml:space="preserve">  </w:t>
+              <w:t xml:space="preserve">Restaurante  </w:t>
             </w:r>
           </w:p>
         </w:tc>
@@ -597,49 +529,25 @@
                 <w:sz w:val="24"/>
                 <w:szCs w:val="24"/>
               </w:rPr>
+              <w:t xml:space="preserve"> </w:t>
+            </w:r>
+            <w:proofErr w:type="spellStart"/>
+            <w:r>
+              <w:rPr>
+                <w:rFonts w:ascii="Arial" w:hAnsi="Arial" w:cs="Arial"/>
+                <w:sz w:val="24"/>
+                <w:szCs w:val="24"/>
+              </w:rPr>
+              <w:t>weigth</w:t>
+            </w:r>
+            <w:proofErr w:type="spellEnd"/>
+            <w:r>
+              <w:rPr>
+                <w:rFonts w:ascii="Arial" w:hAnsi="Arial" w:cs="Arial"/>
+                <w:sz w:val="24"/>
+                <w:szCs w:val="24"/>
+              </w:rPr>
               <w:t xml:space="preserve">  </w:t>
-            </w:r>
-            <w:r>
-              <w:rPr>
-                <w:rFonts w:ascii="Arial" w:hAnsi="Arial" w:cs="Arial"/>
-                <w:sz w:val="24"/>
-                <w:szCs w:val="24"/>
-              </w:rPr>
-              <w:t xml:space="preserve"> </w:t>
-            </w:r>
-            <w:r>
-              <w:rPr>
-                <w:rFonts w:ascii="Arial" w:hAnsi="Arial" w:cs="Arial"/>
-                <w:sz w:val="24"/>
-                <w:szCs w:val="24"/>
-              </w:rPr>
-              <w:t xml:space="preserve"> </w:t>
-            </w:r>
-            <w:proofErr w:type="spellStart"/>
-            <w:r>
-              <w:rPr>
-                <w:rFonts w:ascii="Arial" w:hAnsi="Arial" w:cs="Arial"/>
-                <w:sz w:val="24"/>
-                <w:szCs w:val="24"/>
-              </w:rPr>
-              <w:t>weigth</w:t>
-            </w:r>
-            <w:proofErr w:type="spellEnd"/>
-            <w:r>
-              <w:rPr>
-                <w:rFonts w:ascii="Arial" w:hAnsi="Arial" w:cs="Arial"/>
-                <w:sz w:val="24"/>
-                <w:szCs w:val="24"/>
-              </w:rPr>
-              <w:t xml:space="preserve"> </w:t>
-            </w:r>
-            <w:r>
-              <w:rPr>
-                <w:rFonts w:ascii="Arial" w:hAnsi="Arial" w:cs="Arial"/>
-                <w:sz w:val="24"/>
-                <w:szCs w:val="24"/>
-              </w:rPr>
-              <w:t xml:space="preserve"> </w:t>
             </w:r>
           </w:p>
         </w:tc>
@@ -677,7 +585,7 @@
                 <w:sz w:val="24"/>
                 <w:szCs w:val="24"/>
               </w:rPr>
-              <w:t>date</w:t>
+              <w:t xml:space="preserve"> date</w:t>
             </w:r>
           </w:p>
         </w:tc>
@@ -838,7 +746,6 @@
         </w:rPr>
         <w:t xml:space="preserve">T </w:t>
       </w:r>
-      <w:proofErr w:type="gramStart"/>
       <w:r>
         <w:rPr>
           <w:rFonts w:ascii="Arial" w:hAnsi="Arial" w:cs="Arial"/>
@@ -861,16 +768,7 @@
           <w:sz w:val="24"/>
           <w:szCs w:val="24"/>
         </w:rPr>
-        <w:t xml:space="preserve"> Teniendo</w:t>
-      </w:r>
-      <w:proofErr w:type="gramEnd"/>
-      <w:r>
-        <w:rPr>
-          <w:rFonts w:ascii="Arial" w:hAnsi="Arial" w:cs="Arial"/>
-          <w:sz w:val="24"/>
-          <w:szCs w:val="24"/>
-        </w:rPr>
-        <w:t xml:space="preserve"> en cuenta la resolución 0316 del 1 de marzo del 2018 y el </w:t>
+        <w:t xml:space="preserve"> Teniendo en cuenta la resolución 0316 del 1 de marzo del 2018 y el </w:t>
       </w:r>
       <w:r>
         <w:rPr>
@@ -996,7 +894,6 @@
           <w:rFonts w:ascii="Arial" w:hAnsi="Arial" w:cs="Arial"/>
           <w:sz w:val="24"/>
           <w:szCs w:val="24"/>
-          <w:u w:val="single"/>
         </w:rPr>
       </w:pPr>
       <w:r>
@@ -1108,12 +1005,11 @@
           <w:rFonts w:ascii="Arial" w:hAnsi="Arial" w:cs="Arial"/>
           <w:sz w:val="24"/>
           <w:szCs w:val="24"/>
-          <w:lang w:val="en-US"/>
         </w:rPr>
         <w:sectPr>
           <w:headerReference w:type="default" r:id="rId8"/>
           <w:pgSz w:w="12240" w:h="15840"/>
-          <w:pgMar w:top="1417" w:right="1701" w:bottom="2127" w:left="1701" w:header="708" w:footer="708" w:gutter="0"/>
+          <w:pgMar w:top="1417" w:right="1701" w:bottom="1417" w:left="1701" w:header="708" w:footer="708" w:gutter="0"/>
           <w:cols w:space="708"/>
           <w:docGrid w:linePitch="360"/>
         </w:sectPr>
@@ -1121,7 +1017,7 @@
     </w:p>
     <w:p>
       <w:pPr>
-        <w:ind w:right="-4724"/>
+        <w:ind w:right="-4866"/>
         <w:rPr>
           <w:rFonts w:ascii="Arial" w:hAnsi="Arial" w:cs="Arial"/>
           <w:sz w:val="24"/>
@@ -1217,24 +1113,6 @@
           <w:szCs w:val="24"/>
           <w:lang w:val="en-US"/>
         </w:rPr>
-        <w:t xml:space="preserve">  </w:t>
-      </w:r>
-      <w:r>
-        <w:rPr>
-          <w:rFonts w:ascii="Arial" w:hAnsi="Arial" w:cs="Arial"/>
-          <w:sz w:val="24"/>
-          <w:szCs w:val="24"/>
-          <w:lang w:val="en-US"/>
-        </w:rPr>
-        <w:t xml:space="preserve"> </w:t>
-      </w:r>
-      <w:r>
-        <w:rPr>
-          <w:rFonts w:ascii="Arial" w:hAnsi="Arial" w:cs="Arial"/>
-          <w:sz w:val="24"/>
-          <w:szCs w:val="24"/>
-          <w:lang w:val="en-US"/>
-        </w:rPr>
         <w:t>name</w:t>
       </w:r>
       <w:r>
@@ -1319,23 +1197,6 @@
           <w:lang w:val="en-US"/>
         </w:rPr>
         <w:tab/>
-      </w:r>
-      <w:r>
-        <w:rPr>
-          <w:rFonts w:ascii="Arial" w:hAnsi="Arial" w:cs="Arial"/>
-          <w:sz w:val="24"/>
-          <w:szCs w:val="24"/>
-          <w:lang w:val="en-US"/>
-        </w:rPr>
-        <w:t xml:space="preserve">   </w:t>
-      </w:r>
-      <w:r>
-        <w:rPr>
-          <w:rFonts w:ascii="Arial" w:hAnsi="Arial" w:cs="Arial"/>
-          <w:sz w:val="24"/>
-          <w:szCs w:val="24"/>
-          <w:lang w:val="en-US"/>
-        </w:rPr>
         <w:t>phone</w:t>
       </w:r>
       <w:r>
@@ -1371,7 +1232,7 @@
     <w:sectPr>
       <w:type w:val="continuous"/>
       <w:pgSz w:w="12240" w:h="15840"/>
-      <w:pgMar w:top="1276" w:right="1701" w:bottom="1560" w:left="1701" w:header="708" w:footer="708" w:gutter="0"/>
+      <w:pgMar w:top="1417" w:right="1701" w:bottom="1417" w:left="1701" w:header="708" w:footer="708" w:gutter="0"/>
       <w:cols w:num="2" w:space="708"/>
       <w:docGrid w:linePitch="360"/>
     </w:sectPr>
@@ -1452,7 +1313,7 @@
           <wp:extent cx="7762672" cy="10045449"/>
           <wp:effectExtent l="0" t="0" r="0" b="0"/>
           <wp:wrapNone/>
-          <wp:docPr id="691210224" name="shape2049"/>
+          <wp:docPr id="2049" name="shape2049"/>
           <wp:cNvGraphicFramePr/>
           <a:graphic xmlns:a="http://schemas.openxmlformats.org/drawingml/2006/main">
             <a:graphicData uri="http://schemas.openxmlformats.org/drawingml/2006/picture">

--- a/Util/plantilla_certificado.docx
+++ b/Util/plantilla_certificado.docx
@@ -1,6 +1,6 @@
 
 <file path=word/document.xml><?xml version="1.0" encoding="utf-8"?>
-<w:document xmlns:wpc="http://schemas.microsoft.com/office/word/2010/wordprocessingCanvas" xmlns:cx="http://schemas.microsoft.com/office/drawing/2014/chartex" xmlns:cx1="http://schemas.microsoft.com/office/drawing/2015/9/8/chartex" xmlns:cx2="http://schemas.microsoft.com/office/drawing/2015/10/21/chartex" xmlns:cx3="http://schemas.microsoft.com/office/drawing/2016/5/9/chartex" xmlns:cx4="http://schemas.microsoft.com/office/drawing/2016/5/10/chartex" xmlns:cx5="http://schemas.microsoft.com/office/drawing/2016/5/11/chartex" xmlns:cx6="http://schemas.microsoft.com/office/drawing/2016/5/12/chartex" xmlns:cx7="http://schemas.microsoft.com/office/drawing/2016/5/13/chartex" xmlns:cx8="http://schemas.microsoft.com/office/drawing/2016/5/14/chartex" xmlns:mc="http://schemas.openxmlformats.org/markup-compatibility/2006" xmlns:aink="http://schemas.microsoft.com/office/drawing/2016/ink" xmlns:am3d="http://schemas.microsoft.com/office/drawing/2017/model3d" xmlns:o="urn:schemas-microsoft-com:office:office" xmlns:oel="http://schemas.microsoft.com/office/2019/extlst" xmlns:r="http://schemas.openxmlformats.org/officeDocument/2006/relationships" xmlns:m="http://schemas.openxmlformats.org/officeDocument/2006/math" xmlns:v="urn:schemas-microsoft-com:vml" xmlns:wp14="http://schemas.microsoft.com/office/word/2010/wordprocessingDrawing" xmlns:wp="http://schemas.openxmlformats.org/drawingml/2006/wordprocessingDrawing" xmlns:w10="urn:schemas-microsoft-com:office:word" xmlns:w="http://schemas.openxmlformats.org/wordprocessingml/2006/main" xmlns:w14="http://schemas.microsoft.com/office/word/2010/wordml" xmlns:w15="http://schemas.microsoft.com/office/word/2012/wordml" xmlns:w16cex="http://schemas.microsoft.com/office/word/2018/wordml/cex" xmlns:w16cid="http://schemas.microsoft.com/office/word/2016/wordml/cid" xmlns:w16="http://schemas.microsoft.com/office/word/2018/wordml" xmlns:w16du="http://schemas.microsoft.com/office/word/2023/wordml/word16du" xmlns:w16sdtdh="http://schemas.microsoft.com/office/word/2020/wordml/sdtdatahash" xmlns:w16sdtfl="http://schemas.microsoft.com/office/word/2024/wordml/sdtformatlock" xmlns:w16se="http://schemas.microsoft.com/office/word/2015/wordml/symex" xmlns:wpg="http://schemas.microsoft.com/office/word/2010/wordprocessingGroup" xmlns:wpi="http://schemas.microsoft.com/office/word/2010/wordprocessingInk" xmlns:wne="http://schemas.microsoft.com/office/word/2006/wordml" xmlns:wps="http://schemas.microsoft.com/office/word/2010/wordprocessingShape" mc:Ignorable="w14 w15 w16se w16cid w16 w16cex w16sdtdh w16sdtfl w16du wp14">
+<w:document xmlns:wpc="http://schemas.microsoft.com/office/word/2010/wordprocessingCanvas" xmlns:cx="http://schemas.microsoft.com/office/drawing/2014/chartex" xmlns:cx1="http://schemas.microsoft.com/office/drawing/2015/9/8/chartex" xmlns:cx2="http://schemas.microsoft.com/office/drawing/2015/10/21/chartex" xmlns:cx3="http://schemas.microsoft.com/office/drawing/2016/5/9/chartex" xmlns:cx4="http://schemas.microsoft.com/office/drawing/2016/5/10/chartex" xmlns:cx5="http://schemas.microsoft.com/office/drawing/2016/5/11/chartex" xmlns:cx6="http://schemas.microsoft.com/office/drawing/2016/5/12/chartex" xmlns:cx7="http://schemas.microsoft.com/office/drawing/2016/5/13/chartex" xmlns:cx8="http://schemas.microsoft.com/office/drawing/2016/5/14/chartex" xmlns:mc="http://schemas.openxmlformats.org/markup-compatibility/2006" xmlns:aink="http://schemas.microsoft.com/office/drawing/2016/ink" xmlns:am3d="http://schemas.microsoft.com/office/drawing/2017/model3d" xmlns:o="urn:schemas-microsoft-com:office:office" xmlns:r="http://schemas.openxmlformats.org/officeDocument/2006/relationships" xmlns:m="http://schemas.openxmlformats.org/officeDocument/2006/math" xmlns:v="urn:schemas-microsoft-com:vml" xmlns:wp14="http://schemas.microsoft.com/office/word/2010/wordprocessingDrawing" xmlns:wp="http://schemas.openxmlformats.org/drawingml/2006/wordprocessingDrawing" xmlns:w10="urn:schemas-microsoft-com:office:word" xmlns:w="http://schemas.openxmlformats.org/wordprocessingml/2006/main" xmlns:w14="http://schemas.microsoft.com/office/word/2010/wordml" xmlns:w15="http://schemas.microsoft.com/office/word/2012/wordml" xmlns:w16cex="http://schemas.microsoft.com/office/word/2018/wordml/cex" xmlns:w16cid="http://schemas.microsoft.com/office/word/2016/wordml/cid" xmlns:w16="http://schemas.microsoft.com/office/word/2018/wordml" xmlns:w16sdtdh="http://schemas.microsoft.com/office/word/2020/wordml/sdtdatahash" xmlns:w16se="http://schemas.microsoft.com/office/word/2015/wordml/symex" xmlns:wpg="http://schemas.microsoft.com/office/word/2010/wordprocessingGroup" xmlns:wpi="http://schemas.microsoft.com/office/word/2010/wordprocessingInk" xmlns:wne="http://schemas.microsoft.com/office/word/2006/wordml" xmlns:wps="http://schemas.microsoft.com/office/word/2010/wordprocessingShape" mc:Ignorable="w14 w15 w16se w16cid w16 w16cex w16sdtdh wp14">
   <w:body>
     <w:p>
       <w:pPr>
@@ -138,16 +138,8 @@
             <w:r>
               <w:rPr>
                 <w:rFonts w:ascii="Arial" w:hAnsi="Arial" w:cs="Arial"/>
-                <w:sz w:val="24"/>
-                <w:szCs w:val="24"/>
-              </w:rPr>
-              <w:t>, Bogotá</w:t>
-            </w:r>
-            <w:r>
-              <w:rPr>
-                <w:rFonts w:ascii="Arial" w:hAnsi="Arial" w:cs="Arial"/>
-              </w:rPr>
-              <w:t xml:space="preserve">      </w:t>
+              </w:rPr>
+              <w:t xml:space="preserve">  </w:t>
             </w:r>
           </w:p>
         </w:tc>
@@ -312,7 +304,25 @@
                 <w:sz w:val="24"/>
                 <w:szCs w:val="24"/>
               </w:rPr>
-              <w:t xml:space="preserve">, locality                </w:t>
+              <w:t xml:space="preserve">, </w:t>
+            </w:r>
+            <w:proofErr w:type="spellStart"/>
+            <w:r>
+              <w:rPr>
+                <w:rFonts w:ascii="Arial" w:hAnsi="Arial" w:cs="Arial"/>
+                <w:sz w:val="24"/>
+                <w:szCs w:val="24"/>
+              </w:rPr>
+              <w:t>locality</w:t>
+            </w:r>
+            <w:proofErr w:type="spellEnd"/>
+            <w:r>
+              <w:rPr>
+                <w:rFonts w:ascii="Arial" w:hAnsi="Arial" w:cs="Arial"/>
+                <w:sz w:val="24"/>
+                <w:szCs w:val="24"/>
+              </w:rPr>
+              <w:t xml:space="preserve">                </w:t>
             </w:r>
             <w:r>
               <w:rPr>
@@ -499,15 +509,7 @@
                 <w:sz w:val="24"/>
                 <w:szCs w:val="24"/>
               </w:rPr>
-              <w:t xml:space="preserve"> </w:t>
-            </w:r>
-            <w:r>
-              <w:rPr>
-                <w:rFonts w:ascii="Arial" w:hAnsi="Arial" w:cs="Arial"/>
-                <w:sz w:val="24"/>
-                <w:szCs w:val="24"/>
-              </w:rPr>
-              <w:t xml:space="preserve">Restaurante  </w:t>
+              <w:t xml:space="preserve"> Restaurante  </w:t>
             </w:r>
           </w:p>
         </w:tc>
@@ -1241,7 +1243,7 @@
 </file>
 
 <file path=word/endnotes.xml><?xml version="1.0" encoding="utf-8"?>
-<w:endnotes xmlns:wpc="http://schemas.microsoft.com/office/word/2010/wordprocessingCanvas" xmlns:cx="http://schemas.microsoft.com/office/drawing/2014/chartex" xmlns:cx1="http://schemas.microsoft.com/office/drawing/2015/9/8/chartex" xmlns:cx2="http://schemas.microsoft.com/office/drawing/2015/10/21/chartex" xmlns:cx3="http://schemas.microsoft.com/office/drawing/2016/5/9/chartex" xmlns:cx4="http://schemas.microsoft.com/office/drawing/2016/5/10/chartex" xmlns:cx5="http://schemas.microsoft.com/office/drawing/2016/5/11/chartex" xmlns:cx6="http://schemas.microsoft.com/office/drawing/2016/5/12/chartex" xmlns:cx7="http://schemas.microsoft.com/office/drawing/2016/5/13/chartex" xmlns:cx8="http://schemas.microsoft.com/office/drawing/2016/5/14/chartex" xmlns:mc="http://schemas.openxmlformats.org/markup-compatibility/2006" xmlns:aink="http://schemas.microsoft.com/office/drawing/2016/ink" xmlns:am3d="http://schemas.microsoft.com/office/drawing/2017/model3d" xmlns:o="urn:schemas-microsoft-com:office:office" xmlns:oel="http://schemas.microsoft.com/office/2019/extlst" xmlns:r="http://schemas.openxmlformats.org/officeDocument/2006/relationships" xmlns:m="http://schemas.openxmlformats.org/officeDocument/2006/math" xmlns:v="urn:schemas-microsoft-com:vml" xmlns:wp14="http://schemas.microsoft.com/office/word/2010/wordprocessingDrawing" xmlns:wp="http://schemas.openxmlformats.org/drawingml/2006/wordprocessingDrawing" xmlns:w10="urn:schemas-microsoft-com:office:word" xmlns:w="http://schemas.openxmlformats.org/wordprocessingml/2006/main" xmlns:w14="http://schemas.microsoft.com/office/word/2010/wordml" xmlns:w15="http://schemas.microsoft.com/office/word/2012/wordml" xmlns:w16cex="http://schemas.microsoft.com/office/word/2018/wordml/cex" xmlns:w16cid="http://schemas.microsoft.com/office/word/2016/wordml/cid" xmlns:w16="http://schemas.microsoft.com/office/word/2018/wordml" xmlns:w16du="http://schemas.microsoft.com/office/word/2023/wordml/word16du" xmlns:w16sdtdh="http://schemas.microsoft.com/office/word/2020/wordml/sdtdatahash" xmlns:w16sdtfl="http://schemas.microsoft.com/office/word/2024/wordml/sdtformatlock" xmlns:w16se="http://schemas.microsoft.com/office/word/2015/wordml/symex" xmlns:wpg="http://schemas.microsoft.com/office/word/2010/wordprocessingGroup" xmlns:wpi="http://schemas.microsoft.com/office/word/2010/wordprocessingInk" xmlns:wne="http://schemas.microsoft.com/office/word/2006/wordml" xmlns:wps="http://schemas.microsoft.com/office/word/2010/wordprocessingShape" mc:Ignorable="w14 w15 w16se w16cid w16 w16cex w16sdtdh w16sdtfl w16du wp14">
+<w:endnotes xmlns:wpc="http://schemas.microsoft.com/office/word/2010/wordprocessingCanvas" xmlns:cx="http://schemas.microsoft.com/office/drawing/2014/chartex" xmlns:cx1="http://schemas.microsoft.com/office/drawing/2015/9/8/chartex" xmlns:cx2="http://schemas.microsoft.com/office/drawing/2015/10/21/chartex" xmlns:cx3="http://schemas.microsoft.com/office/drawing/2016/5/9/chartex" xmlns:cx4="http://schemas.microsoft.com/office/drawing/2016/5/10/chartex" xmlns:cx5="http://schemas.microsoft.com/office/drawing/2016/5/11/chartex" xmlns:cx6="http://schemas.microsoft.com/office/drawing/2016/5/12/chartex" xmlns:cx7="http://schemas.microsoft.com/office/drawing/2016/5/13/chartex" xmlns:cx8="http://schemas.microsoft.com/office/drawing/2016/5/14/chartex" xmlns:mc="http://schemas.openxmlformats.org/markup-compatibility/2006" xmlns:aink="http://schemas.microsoft.com/office/drawing/2016/ink" xmlns:am3d="http://schemas.microsoft.com/office/drawing/2017/model3d" xmlns:o="urn:schemas-microsoft-com:office:office" xmlns:r="http://schemas.openxmlformats.org/officeDocument/2006/relationships" xmlns:m="http://schemas.openxmlformats.org/officeDocument/2006/math" xmlns:v="urn:schemas-microsoft-com:vml" xmlns:wp14="http://schemas.microsoft.com/office/word/2010/wordprocessingDrawing" xmlns:wp="http://schemas.openxmlformats.org/drawingml/2006/wordprocessingDrawing" xmlns:w10="urn:schemas-microsoft-com:office:word" xmlns:w="http://schemas.openxmlformats.org/wordprocessingml/2006/main" xmlns:w14="http://schemas.microsoft.com/office/word/2010/wordml" xmlns:w15="http://schemas.microsoft.com/office/word/2012/wordml" xmlns:w16cex="http://schemas.microsoft.com/office/word/2018/wordml/cex" xmlns:w16cid="http://schemas.microsoft.com/office/word/2016/wordml/cid" xmlns:w16="http://schemas.microsoft.com/office/word/2018/wordml" xmlns:w16sdtdh="http://schemas.microsoft.com/office/word/2020/wordml/sdtdatahash" xmlns:w16se="http://schemas.microsoft.com/office/word/2015/wordml/symex" xmlns:wpg="http://schemas.microsoft.com/office/word/2010/wordprocessingGroup" xmlns:wpi="http://schemas.microsoft.com/office/word/2010/wordprocessingInk" xmlns:wne="http://schemas.microsoft.com/office/word/2006/wordml" xmlns:wps="http://schemas.microsoft.com/office/word/2010/wordprocessingShape" mc:Ignorable="w14 w15 w16se w16cid w16 w16cex w16sdtdh wp14">
   <w:endnote w:type="separator" w:id="-1">
     <w:p>
       <w:pPr>
@@ -1266,7 +1268,7 @@
 </file>
 
 <file path=word/footnotes.xml><?xml version="1.0" encoding="utf-8"?>
-<w:footnotes xmlns:wpc="http://schemas.microsoft.com/office/word/2010/wordprocessingCanvas" xmlns:cx="http://schemas.microsoft.com/office/drawing/2014/chartex" xmlns:cx1="http://schemas.microsoft.com/office/drawing/2015/9/8/chartex" xmlns:cx2="http://schemas.microsoft.com/office/drawing/2015/10/21/chartex" xmlns:cx3="http://schemas.microsoft.com/office/drawing/2016/5/9/chartex" xmlns:cx4="http://schemas.microsoft.com/office/drawing/2016/5/10/chartex" xmlns:cx5="http://schemas.microsoft.com/office/drawing/2016/5/11/chartex" xmlns:cx6="http://schemas.microsoft.com/office/drawing/2016/5/12/chartex" xmlns:cx7="http://schemas.microsoft.com/office/drawing/2016/5/13/chartex" xmlns:cx8="http://schemas.microsoft.com/office/drawing/2016/5/14/chartex" xmlns:mc="http://schemas.openxmlformats.org/markup-compatibility/2006" xmlns:aink="http://schemas.microsoft.com/office/drawing/2016/ink" xmlns:am3d="http://schemas.microsoft.com/office/drawing/2017/model3d" xmlns:o="urn:schemas-microsoft-com:office:office" xmlns:oel="http://schemas.microsoft.com/office/2019/extlst" xmlns:r="http://schemas.openxmlformats.org/officeDocument/2006/relationships" xmlns:m="http://schemas.openxmlformats.org/officeDocument/2006/math" xmlns:v="urn:schemas-microsoft-com:vml" xmlns:wp14="http://schemas.microsoft.com/office/word/2010/wordprocessingDrawing" xmlns:wp="http://schemas.openxmlformats.org/drawingml/2006/wordprocessingDrawing" xmlns:w10="urn:schemas-microsoft-com:office:word" xmlns:w="http://schemas.openxmlformats.org/wordprocessingml/2006/main" xmlns:w14="http://schemas.microsoft.com/office/word/2010/wordml" xmlns:w15="http://schemas.microsoft.com/office/word/2012/wordml" xmlns:w16cex="http://schemas.microsoft.com/office/word/2018/wordml/cex" xmlns:w16cid="http://schemas.microsoft.com/office/word/2016/wordml/cid" xmlns:w16="http://schemas.microsoft.com/office/word/2018/wordml" xmlns:w16du="http://schemas.microsoft.com/office/word/2023/wordml/word16du" xmlns:w16sdtdh="http://schemas.microsoft.com/office/word/2020/wordml/sdtdatahash" xmlns:w16sdtfl="http://schemas.microsoft.com/office/word/2024/wordml/sdtformatlock" xmlns:w16se="http://schemas.microsoft.com/office/word/2015/wordml/symex" xmlns:wpg="http://schemas.microsoft.com/office/word/2010/wordprocessingGroup" xmlns:wpi="http://schemas.microsoft.com/office/word/2010/wordprocessingInk" xmlns:wne="http://schemas.microsoft.com/office/word/2006/wordml" xmlns:wps="http://schemas.microsoft.com/office/word/2010/wordprocessingShape" mc:Ignorable="w14 w15 w16se w16cid w16 w16cex w16sdtdh w16sdtfl w16du wp14">
+<w:footnotes xmlns:wpc="http://schemas.microsoft.com/office/word/2010/wordprocessingCanvas" xmlns:cx="http://schemas.microsoft.com/office/drawing/2014/chartex" xmlns:cx1="http://schemas.microsoft.com/office/drawing/2015/9/8/chartex" xmlns:cx2="http://schemas.microsoft.com/office/drawing/2015/10/21/chartex" xmlns:cx3="http://schemas.microsoft.com/office/drawing/2016/5/9/chartex" xmlns:cx4="http://schemas.microsoft.com/office/drawing/2016/5/10/chartex" xmlns:cx5="http://schemas.microsoft.com/office/drawing/2016/5/11/chartex" xmlns:cx6="http://schemas.microsoft.com/office/drawing/2016/5/12/chartex" xmlns:cx7="http://schemas.microsoft.com/office/drawing/2016/5/13/chartex" xmlns:cx8="http://schemas.microsoft.com/office/drawing/2016/5/14/chartex" xmlns:mc="http://schemas.openxmlformats.org/markup-compatibility/2006" xmlns:aink="http://schemas.microsoft.com/office/drawing/2016/ink" xmlns:am3d="http://schemas.microsoft.com/office/drawing/2017/model3d" xmlns:o="urn:schemas-microsoft-com:office:office" xmlns:r="http://schemas.openxmlformats.org/officeDocument/2006/relationships" xmlns:m="http://schemas.openxmlformats.org/officeDocument/2006/math" xmlns:v="urn:schemas-microsoft-com:vml" xmlns:wp14="http://schemas.microsoft.com/office/word/2010/wordprocessingDrawing" xmlns:wp="http://schemas.openxmlformats.org/drawingml/2006/wordprocessingDrawing" xmlns:w10="urn:schemas-microsoft-com:office:word" xmlns:w="http://schemas.openxmlformats.org/wordprocessingml/2006/main" xmlns:w14="http://schemas.microsoft.com/office/word/2010/wordml" xmlns:w15="http://schemas.microsoft.com/office/word/2012/wordml" xmlns:w16cex="http://schemas.microsoft.com/office/word/2018/wordml/cex" xmlns:w16cid="http://schemas.microsoft.com/office/word/2016/wordml/cid" xmlns:w16="http://schemas.microsoft.com/office/word/2018/wordml" xmlns:w16sdtdh="http://schemas.microsoft.com/office/word/2020/wordml/sdtdatahash" xmlns:w16se="http://schemas.microsoft.com/office/word/2015/wordml/symex" xmlns:wpg="http://schemas.microsoft.com/office/word/2010/wordprocessingGroup" xmlns:wpi="http://schemas.microsoft.com/office/word/2010/wordprocessingInk" xmlns:wne="http://schemas.microsoft.com/office/word/2006/wordml" xmlns:wps="http://schemas.microsoft.com/office/word/2010/wordprocessingShape" mc:Ignorable="w14 w15 w16se w16cid w16 w16cex w16sdtdh wp14">
   <w:footnote w:type="separator" w:id="-1">
     <w:p>
       <w:pPr>
@@ -1291,7 +1293,7 @@
 </file>
 
 <file path=word/header1.xml><?xml version="1.0" encoding="utf-8"?>
-<w:hdr xmlns:wpc="http://schemas.microsoft.com/office/word/2010/wordprocessingCanvas" xmlns:cx="http://schemas.microsoft.com/office/drawing/2014/chartex" xmlns:cx1="http://schemas.microsoft.com/office/drawing/2015/9/8/chartex" xmlns:cx2="http://schemas.microsoft.com/office/drawing/2015/10/21/chartex" xmlns:cx3="http://schemas.microsoft.com/office/drawing/2016/5/9/chartex" xmlns:cx4="http://schemas.microsoft.com/office/drawing/2016/5/10/chartex" xmlns:cx5="http://schemas.microsoft.com/office/drawing/2016/5/11/chartex" xmlns:cx6="http://schemas.microsoft.com/office/drawing/2016/5/12/chartex" xmlns:cx7="http://schemas.microsoft.com/office/drawing/2016/5/13/chartex" xmlns:cx8="http://schemas.microsoft.com/office/drawing/2016/5/14/chartex" xmlns:mc="http://schemas.openxmlformats.org/markup-compatibility/2006" xmlns:aink="http://schemas.microsoft.com/office/drawing/2016/ink" xmlns:am3d="http://schemas.microsoft.com/office/drawing/2017/model3d" xmlns:o="urn:schemas-microsoft-com:office:office" xmlns:oel="http://schemas.microsoft.com/office/2019/extlst" xmlns:r="http://schemas.openxmlformats.org/officeDocument/2006/relationships" xmlns:m="http://schemas.openxmlformats.org/officeDocument/2006/math" xmlns:v="urn:schemas-microsoft-com:vml" xmlns:wp14="http://schemas.microsoft.com/office/word/2010/wordprocessingDrawing" xmlns:wp="http://schemas.openxmlformats.org/drawingml/2006/wordprocessingDrawing" xmlns:w10="urn:schemas-microsoft-com:office:word" xmlns:w="http://schemas.openxmlformats.org/wordprocessingml/2006/main" xmlns:w14="http://schemas.microsoft.com/office/word/2010/wordml" xmlns:w15="http://schemas.microsoft.com/office/word/2012/wordml" xmlns:w16cex="http://schemas.microsoft.com/office/word/2018/wordml/cex" xmlns:w16cid="http://schemas.microsoft.com/office/word/2016/wordml/cid" xmlns:w16="http://schemas.microsoft.com/office/word/2018/wordml" xmlns:w16du="http://schemas.microsoft.com/office/word/2023/wordml/word16du" xmlns:w16sdtdh="http://schemas.microsoft.com/office/word/2020/wordml/sdtdatahash" xmlns:w16sdtfl="http://schemas.microsoft.com/office/word/2024/wordml/sdtformatlock" xmlns:w16se="http://schemas.microsoft.com/office/word/2015/wordml/symex" xmlns:wpg="http://schemas.microsoft.com/office/word/2010/wordprocessingGroup" xmlns:wpi="http://schemas.microsoft.com/office/word/2010/wordprocessingInk" xmlns:wne="http://schemas.microsoft.com/office/word/2006/wordml" xmlns:wps="http://schemas.microsoft.com/office/word/2010/wordprocessingShape" mc:Ignorable="w14 w15 w16se w16cid w16 w16cex w16sdtdh w16sdtfl w16du wp14">
+<w:hdr xmlns:wpc="http://schemas.microsoft.com/office/word/2010/wordprocessingCanvas" xmlns:cx="http://schemas.microsoft.com/office/drawing/2014/chartex" xmlns:cx1="http://schemas.microsoft.com/office/drawing/2015/9/8/chartex" xmlns:cx2="http://schemas.microsoft.com/office/drawing/2015/10/21/chartex" xmlns:cx3="http://schemas.microsoft.com/office/drawing/2016/5/9/chartex" xmlns:cx4="http://schemas.microsoft.com/office/drawing/2016/5/10/chartex" xmlns:cx5="http://schemas.microsoft.com/office/drawing/2016/5/11/chartex" xmlns:cx6="http://schemas.microsoft.com/office/drawing/2016/5/12/chartex" xmlns:cx7="http://schemas.microsoft.com/office/drawing/2016/5/13/chartex" xmlns:cx8="http://schemas.microsoft.com/office/drawing/2016/5/14/chartex" xmlns:mc="http://schemas.openxmlformats.org/markup-compatibility/2006" xmlns:aink="http://schemas.microsoft.com/office/drawing/2016/ink" xmlns:am3d="http://schemas.microsoft.com/office/drawing/2017/model3d" xmlns:o="urn:schemas-microsoft-com:office:office" xmlns:r="http://schemas.openxmlformats.org/officeDocument/2006/relationships" xmlns:m="http://schemas.openxmlformats.org/officeDocument/2006/math" xmlns:v="urn:schemas-microsoft-com:vml" xmlns:wp14="http://schemas.microsoft.com/office/word/2010/wordprocessingDrawing" xmlns:wp="http://schemas.openxmlformats.org/drawingml/2006/wordprocessingDrawing" xmlns:w10="urn:schemas-microsoft-com:office:word" xmlns:w="http://schemas.openxmlformats.org/wordprocessingml/2006/main" xmlns:w14="http://schemas.microsoft.com/office/word/2010/wordml" xmlns:w15="http://schemas.microsoft.com/office/word/2012/wordml" xmlns:w16cex="http://schemas.microsoft.com/office/word/2018/wordml/cex" xmlns:w16cid="http://schemas.microsoft.com/office/word/2016/wordml/cid" xmlns:w16="http://schemas.microsoft.com/office/word/2018/wordml" xmlns:w16sdtdh="http://schemas.microsoft.com/office/word/2020/wordml/sdtdatahash" xmlns:w16se="http://schemas.microsoft.com/office/word/2015/wordml/symex" xmlns:wpg="http://schemas.microsoft.com/office/word/2010/wordprocessingGroup" xmlns:wpi="http://schemas.microsoft.com/office/word/2010/wordprocessingInk" xmlns:wne="http://schemas.microsoft.com/office/word/2006/wordml" xmlns:wps="http://schemas.microsoft.com/office/word/2010/wordprocessingShape" mc:Ignorable="w14 w15 w16se w16cid w16 w16cex w16sdtdh wp14">
   <w:p>
     <w:pPr>
       <w:pStyle w:val="Encabezado"/>
@@ -1302,7 +1304,7 @@
         <w:lang w:eastAsia="es-ES"/>
       </w:rPr>
       <w:drawing>
-        <wp:anchor distT="0" distB="0" distL="114300" distR="114300" simplePos="0" relativeHeight="251658240" behindDoc="1" locked="0" layoutInCell="1" allowOverlap="1" wp14:anchorId="69BBC0CF" wp14:editId="62E0BA03">
+        <wp:anchor distT="0" distB="0" distL="114300" distR="114300" simplePos="0" relativeHeight="251658240" behindDoc="1" locked="0" layoutInCell="1" allowOverlap="1" wp14:anchorId="69BBC0CF" wp14:editId="60C92DE6">
           <wp:simplePos x="0" y="0"/>
           <wp:positionH relativeFrom="column">
             <wp:posOffset>-1079297</wp:posOffset>
@@ -1355,7 +1357,7 @@
 </file>
 
 <file path=word/styles.xml><?xml version="1.0" encoding="utf-8"?>
-<w:styles xmlns:mc="http://schemas.openxmlformats.org/markup-compatibility/2006" xmlns:r="http://schemas.openxmlformats.org/officeDocument/2006/relationships" xmlns:w="http://schemas.openxmlformats.org/wordprocessingml/2006/main" xmlns:w14="http://schemas.microsoft.com/office/word/2010/wordml" xmlns:w15="http://schemas.microsoft.com/office/word/2012/wordml" xmlns:w16cex="http://schemas.microsoft.com/office/word/2018/wordml/cex" xmlns:w16cid="http://schemas.microsoft.com/office/word/2016/wordml/cid" xmlns:w16="http://schemas.microsoft.com/office/word/2018/wordml" xmlns:w16du="http://schemas.microsoft.com/office/word/2023/wordml/word16du" xmlns:w16sdtdh="http://schemas.microsoft.com/office/word/2020/wordml/sdtdatahash" xmlns:w16sdtfl="http://schemas.microsoft.com/office/word/2024/wordml/sdtformatlock" xmlns:w16se="http://schemas.microsoft.com/office/word/2015/wordml/symex" mc:Ignorable="w14 w15 w16se w16cid w16 w16cex w16sdtdh w16sdtfl w16du">
+<w:styles xmlns:mc="http://schemas.openxmlformats.org/markup-compatibility/2006" xmlns:r="http://schemas.openxmlformats.org/officeDocument/2006/relationships" xmlns:w="http://schemas.openxmlformats.org/wordprocessingml/2006/main" xmlns:w14="http://schemas.microsoft.com/office/word/2010/wordml" xmlns:w15="http://schemas.microsoft.com/office/word/2012/wordml" xmlns:w16cex="http://schemas.microsoft.com/office/word/2018/wordml/cex" xmlns:w16cid="http://schemas.microsoft.com/office/word/2016/wordml/cid" xmlns:w16="http://schemas.microsoft.com/office/word/2018/wordml" xmlns:w16sdtdh="http://schemas.microsoft.com/office/word/2020/wordml/sdtdatahash" xmlns:w16se="http://schemas.microsoft.com/office/word/2015/wordml/symex" mc:Ignorable="w14 w15 w16se w16cid w16 w16cex w16sdtdh">
   <w:docDefaults>
     <w:rPrDefault>
       <w:rPr>
